--- a/fuentes/72340049_CF2_DU.docx
+++ b/fuentes/72340049_CF2_DU.docx
@@ -1,6 +1,6 @@
 
 <file path=word/document.xml><?xml version="1.0" encoding="utf-8"?>
-<w:document xmlns:wpc="http://schemas.microsoft.com/office/word/2010/wordprocessingCanvas" xmlns:cx="http://schemas.microsoft.com/office/drawing/2014/chartex" xmlns:cx1="http://schemas.microsoft.com/office/drawing/2015/9/8/chartex" xmlns:cx2="http://schemas.microsoft.com/office/drawing/2015/10/21/chartex" xmlns:cx3="http://schemas.microsoft.com/office/drawing/2016/5/9/chartex" xmlns:cx4="http://schemas.microsoft.com/office/drawing/2016/5/10/chartex" xmlns:cx5="http://schemas.microsoft.com/office/drawing/2016/5/11/chartex" xmlns:cx6="http://schemas.microsoft.com/office/drawing/2016/5/12/chartex" xmlns:cx7="http://schemas.microsoft.com/office/drawing/2016/5/13/chartex" xmlns:cx8="http://schemas.microsoft.com/office/drawing/2016/5/14/chartex" xmlns:mc="http://schemas.openxmlformats.org/markup-compatibility/2006" xmlns:aink="http://schemas.microsoft.com/office/drawing/2016/ink" xmlns:am3d="http://schemas.microsoft.com/office/drawing/2017/model3d" xmlns:o="urn:schemas-microsoft-com:office:office" xmlns:r="http://schemas.openxmlformats.org/officeDocument/2006/relationships" xmlns:m="http://schemas.openxmlformats.org/officeDocument/2006/math" xmlns:v="urn:schemas-microsoft-com:vml" xmlns:wp14="http://schemas.microsoft.com/office/word/2010/wordprocessingDrawing" xmlns:wp="http://schemas.openxmlformats.org/drawingml/2006/wordprocessingDrawing" xmlns:w10="urn:schemas-microsoft-com:office:word" xmlns:w="http://schemas.openxmlformats.org/wordprocessingml/2006/main" xmlns:w14="http://schemas.microsoft.com/office/word/2010/wordml" xmlns:w15="http://schemas.microsoft.com/office/word/2012/wordml" xmlns:w16cex="http://schemas.microsoft.com/office/word/2018/wordml/cex" xmlns:w16cid="http://schemas.microsoft.com/office/word/2016/wordml/cid" xmlns:w16="http://schemas.microsoft.com/office/word/2018/wordml" xmlns:w16sdtdh="http://schemas.microsoft.com/office/word/2020/wordml/sdtdatahash" xmlns:w16se="http://schemas.microsoft.com/office/word/2015/wordml/symex" xmlns:wpg="http://schemas.microsoft.com/office/word/2010/wordprocessingGroup" xmlns:wpi="http://schemas.microsoft.com/office/word/2010/wordprocessingInk" xmlns:wne="http://schemas.microsoft.com/office/word/2006/wordml" xmlns:wps="http://schemas.microsoft.com/office/word/2010/wordprocessingShape" mc:Ignorable="w14 w15 w16se w16cid w16 w16cex w16sdtdh wp14">
+<w:document xmlns:wpc="http://schemas.microsoft.com/office/word/2010/wordprocessingCanvas" xmlns:cx="http://schemas.microsoft.com/office/drawing/2014/chartex" xmlns:cx1="http://schemas.microsoft.com/office/drawing/2015/9/8/chartex" xmlns:cx2="http://schemas.microsoft.com/office/drawing/2015/10/21/chartex" xmlns:cx3="http://schemas.microsoft.com/office/drawing/2016/5/9/chartex" xmlns:cx4="http://schemas.microsoft.com/office/drawing/2016/5/10/chartex" xmlns:cx5="http://schemas.microsoft.com/office/drawing/2016/5/11/chartex" xmlns:cx6="http://schemas.microsoft.com/office/drawing/2016/5/12/chartex" xmlns:cx7="http://schemas.microsoft.com/office/drawing/2016/5/13/chartex" xmlns:cx8="http://schemas.microsoft.com/office/drawing/2016/5/14/chartex" xmlns:mc="http://schemas.openxmlformats.org/markup-compatibility/2006" xmlns:aink="http://schemas.microsoft.com/office/drawing/2016/ink" xmlns:am3d="http://schemas.microsoft.com/office/drawing/2017/model3d" xmlns:o="urn:schemas-microsoft-com:office:office" xmlns:r="http://schemas.openxmlformats.org/officeDocument/2006/relationships" xmlns:m="http://schemas.openxmlformats.org/officeDocument/2006/math" xmlns:v="urn:schemas-microsoft-com:vml" xmlns:wp14="http://schemas.microsoft.com/office/word/2010/wordprocessingDrawing" xmlns:wp="http://schemas.openxmlformats.org/drawingml/2006/wordprocessingDrawing" xmlns:w10="urn:schemas-microsoft-com:office:word" xmlns:w="http://schemas.openxmlformats.org/wordprocessingml/2006/main" xmlns:w14="http://schemas.microsoft.com/office/word/2010/wordml" xmlns:w15="http://schemas.microsoft.com/office/word/2012/wordml" xmlns:w16cex="http://schemas.microsoft.com/office/word/2018/wordml/cex" xmlns:w16cid="http://schemas.microsoft.com/office/word/2016/wordml/cid" xmlns:w16="http://schemas.microsoft.com/office/word/2018/wordml" xmlns:w16se="http://schemas.microsoft.com/office/word/2015/wordml/symex" xmlns:wpg="http://schemas.microsoft.com/office/word/2010/wordprocessingGroup" xmlns:wpi="http://schemas.microsoft.com/office/word/2010/wordprocessingInk" xmlns:wne="http://schemas.microsoft.com/office/word/2006/wordml" xmlns:wps="http://schemas.microsoft.com/office/word/2010/wordprocessingShape" mc:Ignorable="w14 w15 w16se w16cid w16 w16cex wp14">
   <w:body>
     <w:p>
       <w:pPr>
@@ -353,7 +353,7 @@
               </wp:anchor>
             </w:drawing>
           </mc:Choice>
-          <mc:Fallback xmlns:asvg="http://schemas.microsoft.com/office/drawing/2016/SVG/main" xmlns:a14="http://schemas.microsoft.com/office/drawing/2010/main" xmlns:pic="http://schemas.openxmlformats.org/drawingml/2006/picture" xmlns:adec="http://schemas.microsoft.com/office/drawing/2017/decorative" xmlns:a="http://schemas.openxmlformats.org/drawingml/2006/main" xmlns:w16sdtfl="http://schemas.microsoft.com/office/word/2024/wordml/sdtformatlock" xmlns:w16du="http://schemas.microsoft.com/office/word/2023/wordml/word16du" xmlns:oel="http://schemas.microsoft.com/office/2019/extlst">
+          <mc:Fallback xmlns:oel="http://schemas.microsoft.com/office/2019/extlst" xmlns:w16du="http://schemas.microsoft.com/office/word/2023/wordml/word16du" xmlns:w16sdtfl="http://schemas.microsoft.com/office/word/2024/wordml/sdtformatlock" xmlns:a="http://schemas.openxmlformats.org/drawingml/2006/main" xmlns:adec="http://schemas.microsoft.com/office/drawing/2017/decorative" xmlns:pic="http://schemas.openxmlformats.org/drawingml/2006/picture" xmlns:a14="http://schemas.microsoft.com/office/drawing/2010/main" xmlns:asvg="http://schemas.microsoft.com/office/drawing/2016/SVG/main" xmlns:w16sdtdh="http://schemas.microsoft.com/office/word/2020/wordml/sdtdatahash">
             <w:pict>
               <v:rect id="Rectángulo 3" style="position:absolute;margin-left:-55.95pt;margin-top:26.4pt;width:613.85pt;height:164.25pt;z-index:-251655168;visibility:visible;mso-wrap-style:square;mso-height-percent:0;mso-wrap-distance-left:9pt;mso-wrap-distance-top:0;mso-wrap-distance-right:9pt;mso-wrap-distance-bottom:0;mso-position-horizontal:absolute;mso-position-horizontal-relative:text;mso-position-vertical:absolute;mso-position-vertical-relative:text;mso-height-percent:0;mso-height-relative:margin;v-text-anchor:middle" alt="&quot;&quot;" o:spid="_x0000_s1026" fillcolor="#00314d" stroked="f" strokeweight="1pt" w14:anchorId="44ECBD1E" o:gfxdata="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"/>
             </w:pict>
@@ -3446,7 +3446,6 @@
       </w:pPr>
       <w:bookmarkStart w:id="0" w:name="_Toc227079541"/>
       <w:r>
-        <w:lastRenderedPageBreak/>
         <w:t>Introducción</w:t>
       </w:r>
       <w:bookmarkEnd w:id="0"/>
@@ -3538,7 +3537,6 @@
       </w:pPr>
       <w:bookmarkStart w:id="1" w:name="_Toc227079542"/>
       <w:r>
-        <w:lastRenderedPageBreak/>
         <w:t>Materiales y equipos requeridos</w:t>
       </w:r>
       <w:bookmarkEnd w:id="1"/>
@@ -3747,7 +3745,6 @@
         <w:pStyle w:val="Ttulo3"/>
       </w:pPr>
       <w:r>
-        <w:lastRenderedPageBreak/>
         <w:t>Materiales para infraestructura del sistema</w:t>
       </w:r>
     </w:p>
@@ -4002,7 +3999,6 @@
         <w:pStyle w:val="Ttulo3"/>
       </w:pPr>
       <w:r>
-        <w:lastRenderedPageBreak/>
         <w:t>Equipos para medición de parámetros físicos del agua</w:t>
       </w:r>
     </w:p>
@@ -4310,7 +4306,6 @@
         <w:rPr>
           <w:lang w:val="es-419" w:eastAsia="es-CO"/>
         </w:rPr>
-        <w:lastRenderedPageBreak/>
         <w:t>La información obtenida mediante estos instrumentos permite realizar ajustes oportunos en alimentación, recambio de agua y manejo general del cultivo.</w:t>
       </w:r>
     </w:p>
@@ -4570,7 +4565,6 @@
         <w:rPr>
           <w:lang w:val="es-419" w:eastAsia="es-CO"/>
         </w:rPr>
-        <w:lastRenderedPageBreak/>
         <w:t>El monitoreo químico sistemático constituye un componente esencial del manejo técnico, ya que permite sostener condiciones óptimas y prevenir pérdidas productivas asociadas a deterioro de la calidad del agua.</w:t>
       </w:r>
     </w:p>
@@ -4770,7 +4764,6 @@
         <w:rPr>
           <w:lang w:val="es-419" w:eastAsia="es-CO"/>
         </w:rPr>
-        <w:lastRenderedPageBreak/>
         <w:t>Estos equipos permiten:</w:t>
       </w:r>
     </w:p>
@@ -5120,7 +5113,6 @@
         <w:rPr>
           <w:lang w:val="es-419" w:eastAsia="es-CO"/>
         </w:rPr>
-        <w:lastRenderedPageBreak/>
         <w:t>Estos equipos permiten:</w:t>
       </w:r>
     </w:p>
@@ -5378,7 +5370,6 @@
         <w:rPr>
           <w:lang w:val="es-419" w:eastAsia="es-CO"/>
         </w:rPr>
-        <w:lastRenderedPageBreak/>
         <w:t>Estas características inciden directamente en la confiabilidad de los indicadores técnicos y en la eficiencia del manejo productivo.</w:t>
       </w:r>
     </w:p>
@@ -6030,7 +6021,6 @@
       </w:pPr>
       <w:bookmarkStart w:id="5" w:name="_Toc227079546"/>
       <w:r>
-        <w:lastRenderedPageBreak/>
         <w:t>Criterios técnicos de selección</w:t>
       </w:r>
       <w:bookmarkEnd w:id="5"/>
@@ -6274,7 +6264,6 @@
       </w:pPr>
       <w:bookmarkStart w:id="6" w:name="_Toc227079547"/>
       <w:r>
-        <w:lastRenderedPageBreak/>
         <w:t>Criterios técnicos de selección</w:t>
       </w:r>
       <w:bookmarkEnd w:id="6"/>
@@ -6830,7 +6819,6 @@
     </w:p>
     <w:p>
       <w:r>
-        <w:lastRenderedPageBreak/>
         <w:t>La integración sistemática de estos indicadores permite:</w:t>
       </w:r>
     </w:p>
@@ -6909,7 +6897,6 @@
       </w:pPr>
       <w:bookmarkStart w:id="7" w:name="_Toc227079548"/>
       <w:r>
-        <w:lastRenderedPageBreak/>
         <w:t>Concepto e importancia de la gestión de la información</w:t>
       </w:r>
       <w:bookmarkEnd w:id="7"/>
@@ -7008,7 +6995,6 @@
           </w:p>
           <w:p>
             <w:r>
-              <w:lastRenderedPageBreak/>
               <w:t>Por ejemplo, cambios en la temperatura del agua o en los niveles de oxígeno pueden afectar directamente el crecimiento o la supervivencia de los peces que se están cultivando.</w:t>
             </w:r>
           </w:p>
@@ -7064,7 +7050,6 @@
           </w:p>
           <w:p>
             <w:r>
-              <w:lastRenderedPageBreak/>
               <w:t>Hasta aquí nuestro programa de hoy sobre la gestión de la información productiva en acuicultura.</w:t>
             </w:r>
           </w:p>
@@ -7481,7 +7466,6 @@
         <w:rPr>
           <w:lang w:val="es-419" w:eastAsia="es-CO"/>
         </w:rPr>
-        <w:lastRenderedPageBreak/>
         <w:t>Estos datos deben registrarse en horarios definidos. En sistemas intensivos, se recomienda medición en la mañana y en la tarde, debido a las variaciones diurnas del oxígeno y el pH.</w:t>
       </w:r>
     </w:p>
@@ -7774,7 +7758,6 @@
         <w:pStyle w:val="Ttulo3"/>
       </w:pPr>
       <w:r>
-        <w:lastRenderedPageBreak/>
         <w:t>Recolección de datos productivos</w:t>
       </w:r>
     </w:p>
@@ -8009,7 +7992,6 @@
         <w:ind w:left="567" w:hanging="425"/>
       </w:pPr>
       <w:r>
-        <w:lastRenderedPageBreak/>
         <w:t>Ser coherentes con las condiciones productivas.</w:t>
       </w:r>
     </w:p>
@@ -8288,7 +8270,6 @@
         <w:rPr>
           <w:lang w:val="es-419" w:eastAsia="es-CO"/>
         </w:rPr>
-        <w:lastRenderedPageBreak/>
         <w:t>Por ejemplo, si la biomasa aumenta mientras el oxígeno disuelto disminuye, puede generarse riesgo de estrés fisiológico. En ese caso, será necesario incrementar la aireación o el recambio de agua para restablecer el equilibrio.</w:t>
       </w:r>
     </w:p>
@@ -8571,7 +8552,6 @@
         <w:rPr>
           <w:lang w:val="es-419" w:eastAsia="es-CO"/>
         </w:rPr>
-        <w:lastRenderedPageBreak/>
         <w:t>Generan gráficos comparativos.</w:t>
       </w:r>
     </w:p>
@@ -9164,7 +9144,6 @@
       </w:pPr>
       <w:bookmarkStart w:id="11" w:name="_Toc227079552"/>
       <w:r>
-        <w:lastRenderedPageBreak/>
         <w:t>Registros técnicos en la producción acuícola</w:t>
       </w:r>
       <w:bookmarkEnd w:id="11"/>
@@ -9355,7 +9334,6 @@
         <w:pStyle w:val="Ttulo5"/>
       </w:pPr>
       <w:r>
-        <w:lastRenderedPageBreak/>
         <w:t>A. Registros productivos</w:t>
       </w:r>
     </w:p>
@@ -9676,7 +9654,6 @@
         <w:rPr>
           <w:lang w:val="es-419" w:eastAsia="es-CO"/>
         </w:rPr>
-        <w:lastRenderedPageBreak/>
         <w:t>Mortalidades asociadas a patologías.</w:t>
       </w:r>
     </w:p>
@@ -9893,7 +9870,6 @@
       </w:pPr>
       <w:bookmarkStart w:id="14" w:name="_Toc227079555"/>
       <w:r>
-        <w:lastRenderedPageBreak/>
         <w:t>Formatos técnicos y estructura de diligenciamiento</w:t>
       </w:r>
       <w:bookmarkEnd w:id="14"/>
@@ -10260,7 +10236,6 @@
       </w:pPr>
       <w:bookmarkStart w:id="15" w:name="_Toc227079556"/>
       <w:r>
-        <w:lastRenderedPageBreak/>
         <w:t>Importancia de la trazabilidad y control documental</w:t>
       </w:r>
       <w:bookmarkEnd w:id="15"/>
@@ -10440,7 +10415,6 @@
       </w:pPr>
       <w:bookmarkStart w:id="16" w:name="_Toc227079557"/>
       <w:r>
-        <w:lastRenderedPageBreak/>
         <w:t>Indicadores técnicos de la producción</w:t>
       </w:r>
       <w:bookmarkEnd w:id="16"/>
@@ -10796,7 +10770,6 @@
                 <w:color w:val="12263F"/>
                 <w:szCs w:val="24"/>
               </w:rPr>
-              <w:lastRenderedPageBreak/>
               <w:t>Conversión alimenticia (CA o FCA)</w:t>
             </w:r>
           </w:p>
@@ -11155,7 +11128,6 @@
         <w:rPr>
           <w:rStyle w:val="Ttulo5Car"/>
         </w:rPr>
-        <w:lastRenderedPageBreak/>
         <w:t>Densidad de siembra y desempeño del sistema.</w:t>
       </w:r>
       <w:r>
@@ -11726,7 +11698,6 @@
         <w:pStyle w:val="Ttulo3"/>
       </w:pPr>
       <w:r>
-        <w:lastRenderedPageBreak/>
         <w:t>Parámetros críticos de referencia</w:t>
       </w:r>
     </w:p>
@@ -12221,7 +12192,6 @@
       </w:pPr>
       <w:bookmarkStart w:id="19" w:name="_Toc227079560"/>
       <w:r>
-        <w:lastRenderedPageBreak/>
         <w:t>Relación entre indicadores y toma de decisiones</w:t>
       </w:r>
       <w:bookmarkEnd w:id="19"/>
@@ -12332,14 +12302,7 @@
             <w:rStyle w:val="Hipervnculo"/>
             <w:b/>
           </w:rPr>
-          <w:t>Enl</w:t>
-        </w:r>
-        <w:r>
-          <w:rPr>
-            <w:rStyle w:val="Hipervnculo"/>
-            <w:b/>
-          </w:rPr>
-          <w:t>ace de reproducción del video</w:t>
+          <w:t>Enlace de reproducción del video</w:t>
         </w:r>
       </w:hyperlink>
     </w:p>
@@ -12407,11 +12370,7 @@
           </w:tcPr>
           <w:p>
             <w:r>
-              <w:t xml:space="preserve">En los cultivos acuícolas, los indicadores técnicos son herramientas fundamentales para mejorar la productividad y reducir costos, ya que permiten evaluar el estado y desempeño del cultivo en aspectos clave. Estos indicadores se </w:t>
-            </w:r>
-            <w:r>
-              <w:lastRenderedPageBreak/>
-              <w:t>aplican en cuatro áreas principales: alimentación, manejo del agua, salud de los organismos y planeación económica.</w:t>
+              <w:t>En los cultivos acuícolas, los indicadores técnicos son herramientas fundamentales para mejorar la productividad y reducir costos, ya que permiten evaluar el estado y desempeño del cultivo en aspectos clave. Estos indicadores se aplican en cuatro áreas principales: alimentación, manejo del agua, salud de los organismos y planeación económica.</w:t>
             </w:r>
           </w:p>
           <w:p>
@@ -12507,7 +12466,6 @@
       </w:pPr>
       <w:bookmarkStart w:id="20" w:name="_Toc227079561"/>
       <w:r>
-        <w:lastRenderedPageBreak/>
         <w:t>Factores que afectan el comportamiento de los indicadores</w:t>
       </w:r>
       <w:bookmarkEnd w:id="20"/>
@@ -12597,14 +12555,7 @@
         <w:rPr>
           <w:lang w:val="es-419" w:eastAsia="es-CO"/>
         </w:rPr>
-        <w:t xml:space="preserve"> Las condiciones sanitarias impactan la estabilidad del sistema productivo. Comprenden enfermedades bacterianas, parasitismo y estrés por manejo. Estos factores inciden en la mortalidad, disminución del consumo de </w:t>
-      </w:r>
-      <w:r>
-        <w:rPr>
-          <w:lang w:val="es-419" w:eastAsia="es-CO"/>
-        </w:rPr>
-        <w:lastRenderedPageBreak/>
-        <w:t>alimento y retraso en el crecimiento. Una detección tardía puede generar pérdidas significativas y alterar varios indicadores de manera simultánea.</w:t>
+        <w:t xml:space="preserve"> Las condiciones sanitarias impactan la estabilidad del sistema productivo. Comprenden enfermedades bacterianas, parasitismo y estrés por manejo. Estos factores inciden en la mortalidad, disminución del consumo de alimento y retraso en el crecimiento. Una detección tardía puede generar pérdidas significativas y alterar varios indicadores de manera simultánea.</w:t>
       </w:r>
     </w:p>
     <w:p>
@@ -12726,7 +12677,6 @@
       </w:pPr>
       <w:bookmarkStart w:id="21" w:name="_Toc227079562"/>
       <w:r>
-        <w:lastRenderedPageBreak/>
         <w:t>Acciones de mejora en el sistema acuícola</w:t>
       </w:r>
       <w:bookmarkEnd w:id="21"/>
@@ -12757,13 +12707,6 @@
         </w:rPr>
         <w:t>Formulación de acciones de mejora, de acuerdo con el análisis de los indicadores técnicos.</w:t>
       </w:r>
-    </w:p>
-    <w:p>
-      <w:pPr>
-        <w:rPr>
-          <w:lang w:val="es-419" w:eastAsia="es-CO"/>
-        </w:rPr>
-      </w:pPr>
     </w:p>
     <w:p>
       <w:pPr>
@@ -12779,13 +12722,13 @@
           <w:lang w:val="es-419" w:eastAsia="es-CO"/>
         </w:rPr>
         <w:drawing>
-          <wp:inline distT="0" distB="0" distL="0" distR="0" wp14:anchorId="30B8F369" wp14:editId="018333EA">
+          <wp:inline distT="0" distB="0" distL="0" distR="0" wp14:anchorId="30B8F369" wp14:editId="1DAF3275">
             <wp:extent cx="5543010" cy="2705100"/>
             <wp:effectExtent l="0" t="0" r="635" b="0"/>
-            <wp:docPr id="5" name="Imagen 5">
+            <wp:docPr id="5" name="Imagen 5" descr="Diagrama sobre análisis de indicadores técnicos de producción en el cultivo acuícola y formulación de acciones de mejora, con secciones de factores que afectan el comportamiento de los indicadores como consumo, factores externos, análisis de causas y medidas preventivas, y apartado de acciones de mejora como corrección, prevención y seguimiento.">
               <a:extLst xmlns:a="http://schemas.openxmlformats.org/drawingml/2006/main">
                 <a:ext uri="{C183D7F6-B498-43B3-948B-1728B52AA6E4}">
-                  <adec:decorative xmlns:adec="http://schemas.microsoft.com/office/drawing/2017/decorative" val="1"/>
+                  <adec:decorative xmlns:adec="http://schemas.microsoft.com/office/drawing/2017/decorative" val="0"/>
                 </a:ext>
               </a:extLst>
             </wp:docPr>
@@ -12796,10 +12739,10 @@
               <a:graphicData uri="http://schemas.openxmlformats.org/drawingml/2006/picture">
                 <pic:pic xmlns:pic="http://schemas.openxmlformats.org/drawingml/2006/picture">
                   <pic:nvPicPr>
-                    <pic:cNvPr id="5" name="Imagen 5">
+                    <pic:cNvPr id="5" name="Imagen 5" descr="Diagrama sobre análisis de indicadores técnicos de producción en el cultivo acuícola y formulación de acciones de mejora, con secciones de factores que afectan el comportamiento de los indicadores como consumo, factores externos, análisis de causas y medidas preventivas, y apartado de acciones de mejora como corrección, prevención y seguimiento.">
                       <a:extLst>
                         <a:ext uri="{C183D7F6-B498-43B3-948B-1728B52AA6E4}">
-                          <adec:decorative xmlns:adec="http://schemas.microsoft.com/office/drawing/2017/decorative" val="1"/>
+                          <adec:decorative xmlns:adec="http://schemas.microsoft.com/office/drawing/2017/decorative" val="0"/>
                         </a:ext>
                       </a:extLst>
                     </pic:cNvPr>
@@ -12847,14 +12790,7 @@
         <w:rPr>
           <w:lang w:val="es-419" w:eastAsia="es-CO"/>
         </w:rPr>
-        <w:t xml:space="preserve">El diagrama presenta un flujo estructurado para el análisis de indicadores técnicos de producción en el cultivo acuícola y la formulación de acciones de mejora. En </w:t>
-      </w:r>
-      <w:r>
-        <w:rPr>
-          <w:lang w:val="es-419" w:eastAsia="es-CO"/>
-        </w:rPr>
-        <w:lastRenderedPageBreak/>
-        <w:t>la parte central se ubica el análisis de indicadores, a partir del cual se derivan decisiones orientadas a la mejora del sistema productivo.</w:t>
+        <w:t>El diagrama presenta un flujo estructurado para el análisis de indicadores técnicos de producción en el cultivo acuícola y la formulación de acciones de mejora. En la parte central se ubica el análisis de indicadores, a partir del cual se derivan decisiones orientadas a la mejora del sistema productivo.</w:t>
       </w:r>
     </w:p>
     <w:p>
@@ -13026,7 +12962,6 @@
         <w:rPr>
           <w:rStyle w:val="Ttulo5Car"/>
         </w:rPr>
-        <w:lastRenderedPageBreak/>
         <w:t>Fundamentos técnicos.</w:t>
       </w:r>
       <w:r>
@@ -13531,7 +13466,6 @@
         <w:rPr>
           <w:lang w:eastAsia="es-CO"/>
         </w:rPr>
-        <w:lastRenderedPageBreak/>
         <w:t>Las acciones correctivas permiten contener impactos inmediatos. Las acciones preventivas, en cambio, fortalecen la estabilidad del sistema y minimizan pérdidas económicas futuras.</w:t>
       </w:r>
     </w:p>
@@ -13700,7 +13634,6 @@
         <w:pStyle w:val="Ttulo3"/>
       </w:pPr>
       <w:r>
-        <w:lastRenderedPageBreak/>
         <w:t>Pasos para formular una acción de mejora</w:t>
       </w:r>
     </w:p>
@@ -13961,7 +13894,6 @@
         <w:rPr>
           <w:lang w:val="es-419" w:eastAsia="es-CO"/>
         </w:rPr>
-        <w:lastRenderedPageBreak/>
         <w:t>Estrés asociado a baja calidad del agua.</w:t>
       </w:r>
     </w:p>
@@ -14184,14 +14116,7 @@
         <w:rPr>
           <w:lang w:val="es-419" w:eastAsia="es-CO"/>
         </w:rPr>
-        <w:t xml:space="preserve"> La evaluación debe determinar si el indicador mejoró respecto al valor inicial, si el sistema productivo se estabilizó, si la acción </w:t>
-      </w:r>
-      <w:r>
-        <w:rPr>
-          <w:lang w:val="es-419" w:eastAsia="es-CO"/>
-        </w:rPr>
-        <w:lastRenderedPageBreak/>
-        <w:t>implementada fue rentable y si se requieren ajustes adicionales. Cuando la mejora no es significativa, es necesario revisar la causa raíz y replantear la estrategia de intervención con base en análisis técnico.</w:t>
+        <w:t xml:space="preserve"> La evaluación debe determinar si el indicador mejoró respecto al valor inicial, si el sistema productivo se estabilizó, si la acción implementada fue rentable y si se requieren ajustes adicionales. Cuando la mejora no es significativa, es necesario revisar la causa raíz y replantear la estrategia de intervención con base en análisis técnico.</w:t>
       </w:r>
     </w:p>
     <w:p>
@@ -14480,7 +14405,6 @@
         <w:rPr>
           <w:lang w:val="es-CO"/>
         </w:rPr>
-        <w:lastRenderedPageBreak/>
         <w:t>Síntesis</w:t>
       </w:r>
       <w:bookmarkEnd w:id="27"/>
@@ -14586,7 +14510,6 @@
         <w:rPr>
           <w:lang w:val="es-CO"/>
         </w:rPr>
-        <w:lastRenderedPageBreak/>
         <w:t>Glosario</w:t>
       </w:r>
       <w:bookmarkEnd w:id="28"/>
@@ -14724,7 +14647,6 @@
         <w:rPr>
           <w:lang w:val="es-CO"/>
         </w:rPr>
-        <w:lastRenderedPageBreak/>
         <w:t>Referencias bibliográficas</w:t>
       </w:r>
       <w:bookmarkEnd w:id="29"/>
@@ -14806,21 +14728,7 @@
         <w:rPr>
           <w:lang w:val="en-US"/>
         </w:rPr>
-        <w:t xml:space="preserve">Pillay, T. V. R., &amp; </w:t>
-      </w:r>
-      <w:proofErr w:type="spellStart"/>
-      <w:r>
-        <w:rPr>
-          <w:lang w:val="en-US"/>
-        </w:rPr>
-        <w:t>Kutty</w:t>
-      </w:r>
-      <w:proofErr w:type="spellEnd"/>
-      <w:r>
-        <w:rPr>
-          <w:lang w:val="en-US"/>
-        </w:rPr>
-        <w:t xml:space="preserve">, M. N. (2005). Aquaculture: Principles and practices (2nd ed.). </w:t>
+        <w:t xml:space="preserve">Pillay, T. V. R., &amp; Kutty, M. N. (2005). Aquaculture: Principles and practices (2nd ed.). </w:t>
       </w:r>
       <w:r>
         <w:t>Blackwell Publishing.</w:t>
@@ -14904,7 +14812,6 @@
         <w:rPr>
           <w:lang w:val="es-CO"/>
         </w:rPr>
-        <w:lastRenderedPageBreak/>
         <w:t>Créditos</w:t>
       </w:r>
       <w:bookmarkEnd w:id="30"/>
@@ -15850,7 +15757,6 @@
               <w:rPr>
                 <w:lang w:val="es-CO"/>
               </w:rPr>
-              <w:lastRenderedPageBreak/>
               <w:t>German Acosta Ramos</w:t>
             </w:r>
           </w:p>
@@ -16294,7 +16200,7 @@
 </file>
 
 <file path=word/endnotes.xml><?xml version="1.0" encoding="utf-8"?>
-<w:endnotes xmlns:wpc="http://schemas.microsoft.com/office/word/2010/wordprocessingCanvas" xmlns:cx="http://schemas.microsoft.com/office/drawing/2014/chartex" xmlns:cx1="http://schemas.microsoft.com/office/drawing/2015/9/8/chartex" xmlns:cx2="http://schemas.microsoft.com/office/drawing/2015/10/21/chartex" xmlns:cx3="http://schemas.microsoft.com/office/drawing/2016/5/9/chartex" xmlns:cx4="http://schemas.microsoft.com/office/drawing/2016/5/10/chartex" xmlns:cx5="http://schemas.microsoft.com/office/drawing/2016/5/11/chartex" xmlns:cx6="http://schemas.microsoft.com/office/drawing/2016/5/12/chartex" xmlns:cx7="http://schemas.microsoft.com/office/drawing/2016/5/13/chartex" xmlns:cx8="http://schemas.microsoft.com/office/drawing/2016/5/14/chartex" xmlns:mc="http://schemas.openxmlformats.org/markup-compatibility/2006" xmlns:aink="http://schemas.microsoft.com/office/drawing/2016/ink" xmlns:am3d="http://schemas.microsoft.com/office/drawing/2017/model3d" xmlns:o="urn:schemas-microsoft-com:office:office" xmlns:r="http://schemas.openxmlformats.org/officeDocument/2006/relationships" xmlns:m="http://schemas.openxmlformats.org/officeDocument/2006/math" xmlns:v="urn:schemas-microsoft-com:vml" xmlns:wp14="http://schemas.microsoft.com/office/word/2010/wordprocessingDrawing" xmlns:wp="http://schemas.openxmlformats.org/drawingml/2006/wordprocessingDrawing" xmlns:w10="urn:schemas-microsoft-com:office:word" xmlns:w="http://schemas.openxmlformats.org/wordprocessingml/2006/main" xmlns:w14="http://schemas.microsoft.com/office/word/2010/wordml" xmlns:w15="http://schemas.microsoft.com/office/word/2012/wordml" xmlns:w16cex="http://schemas.microsoft.com/office/word/2018/wordml/cex" xmlns:w16cid="http://schemas.microsoft.com/office/word/2016/wordml/cid" xmlns:w16="http://schemas.microsoft.com/office/word/2018/wordml" xmlns:w16sdtdh="http://schemas.microsoft.com/office/word/2020/wordml/sdtdatahash" xmlns:w16se="http://schemas.microsoft.com/office/word/2015/wordml/symex" xmlns:wpg="http://schemas.microsoft.com/office/word/2010/wordprocessingGroup" xmlns:wpi="http://schemas.microsoft.com/office/word/2010/wordprocessingInk" xmlns:wne="http://schemas.microsoft.com/office/word/2006/wordml" xmlns:wps="http://schemas.microsoft.com/office/word/2010/wordprocessingShape" mc:Ignorable="w14 w15 w16se w16cid w16 w16cex w16sdtdh wp14">
+<w:endnotes xmlns:wpc="http://schemas.microsoft.com/office/word/2010/wordprocessingCanvas" xmlns:cx="http://schemas.microsoft.com/office/drawing/2014/chartex" xmlns:cx1="http://schemas.microsoft.com/office/drawing/2015/9/8/chartex" xmlns:cx2="http://schemas.microsoft.com/office/drawing/2015/10/21/chartex" xmlns:cx3="http://schemas.microsoft.com/office/drawing/2016/5/9/chartex" xmlns:cx4="http://schemas.microsoft.com/office/drawing/2016/5/10/chartex" xmlns:cx5="http://schemas.microsoft.com/office/drawing/2016/5/11/chartex" xmlns:cx6="http://schemas.microsoft.com/office/drawing/2016/5/12/chartex" xmlns:cx7="http://schemas.microsoft.com/office/drawing/2016/5/13/chartex" xmlns:cx8="http://schemas.microsoft.com/office/drawing/2016/5/14/chartex" xmlns:mc="http://schemas.openxmlformats.org/markup-compatibility/2006" xmlns:aink="http://schemas.microsoft.com/office/drawing/2016/ink" xmlns:am3d="http://schemas.microsoft.com/office/drawing/2017/model3d" xmlns:o="urn:schemas-microsoft-com:office:office" xmlns:r="http://schemas.openxmlformats.org/officeDocument/2006/relationships" xmlns:m="http://schemas.openxmlformats.org/officeDocument/2006/math" xmlns:v="urn:schemas-microsoft-com:vml" xmlns:wp14="http://schemas.microsoft.com/office/word/2010/wordprocessingDrawing" xmlns:wp="http://schemas.openxmlformats.org/drawingml/2006/wordprocessingDrawing" xmlns:w10="urn:schemas-microsoft-com:office:word" xmlns:w="http://schemas.openxmlformats.org/wordprocessingml/2006/main" xmlns:w14="http://schemas.microsoft.com/office/word/2010/wordml" xmlns:w15="http://schemas.microsoft.com/office/word/2012/wordml" xmlns:w16cex="http://schemas.microsoft.com/office/word/2018/wordml/cex" xmlns:w16cid="http://schemas.microsoft.com/office/word/2016/wordml/cid" xmlns:w16="http://schemas.microsoft.com/office/word/2018/wordml" xmlns:w16se="http://schemas.microsoft.com/office/word/2015/wordml/symex" xmlns:wpg="http://schemas.microsoft.com/office/word/2010/wordprocessingGroup" xmlns:wpi="http://schemas.microsoft.com/office/word/2010/wordprocessingInk" xmlns:wne="http://schemas.microsoft.com/office/word/2006/wordml" xmlns:wps="http://schemas.microsoft.com/office/word/2010/wordprocessingShape" mc:Ignorable="w14 w15 w16se w16cid w16 w16cex wp14">
   <w:endnote w:type="separator" w:id="-1">
     <w:p>
       <w:pPr>
@@ -16319,7 +16225,7 @@
 </file>
 
 <file path=word/footer1.xml><?xml version="1.0" encoding="utf-8"?>
-<w:ftr xmlns:wpc="http://schemas.microsoft.com/office/word/2010/wordprocessingCanvas" xmlns:cx="http://schemas.microsoft.com/office/drawing/2014/chartex" xmlns:cx1="http://schemas.microsoft.com/office/drawing/2015/9/8/chartex" xmlns:cx2="http://schemas.microsoft.com/office/drawing/2015/10/21/chartex" xmlns:cx3="http://schemas.microsoft.com/office/drawing/2016/5/9/chartex" xmlns:cx4="http://schemas.microsoft.com/office/drawing/2016/5/10/chartex" xmlns:cx5="http://schemas.microsoft.com/office/drawing/2016/5/11/chartex" xmlns:cx6="http://schemas.microsoft.com/office/drawing/2016/5/12/chartex" xmlns:cx7="http://schemas.microsoft.com/office/drawing/2016/5/13/chartex" xmlns:cx8="http://schemas.microsoft.com/office/drawing/2016/5/14/chartex" xmlns:mc="http://schemas.openxmlformats.org/markup-compatibility/2006" xmlns:aink="http://schemas.microsoft.com/office/drawing/2016/ink" xmlns:am3d="http://schemas.microsoft.com/office/drawing/2017/model3d" xmlns:o="urn:schemas-microsoft-com:office:office" xmlns:r="http://schemas.openxmlformats.org/officeDocument/2006/relationships" xmlns:m="http://schemas.openxmlformats.org/officeDocument/2006/math" xmlns:v="urn:schemas-microsoft-com:vml" xmlns:wp14="http://schemas.microsoft.com/office/word/2010/wordprocessingDrawing" xmlns:wp="http://schemas.openxmlformats.org/drawingml/2006/wordprocessingDrawing" xmlns:w10="urn:schemas-microsoft-com:office:word" xmlns:w="http://schemas.openxmlformats.org/wordprocessingml/2006/main" xmlns:w14="http://schemas.microsoft.com/office/word/2010/wordml" xmlns:w15="http://schemas.microsoft.com/office/word/2012/wordml" xmlns:w16cex="http://schemas.microsoft.com/office/word/2018/wordml/cex" xmlns:w16cid="http://schemas.microsoft.com/office/word/2016/wordml/cid" xmlns:w16="http://schemas.microsoft.com/office/word/2018/wordml" xmlns:w16sdtdh="http://schemas.microsoft.com/office/word/2020/wordml/sdtdatahash" xmlns:w16se="http://schemas.microsoft.com/office/word/2015/wordml/symex" xmlns:wpg="http://schemas.microsoft.com/office/word/2010/wordprocessingGroup" xmlns:wpi="http://schemas.microsoft.com/office/word/2010/wordprocessingInk" xmlns:wne="http://schemas.microsoft.com/office/word/2006/wordml" xmlns:wps="http://schemas.microsoft.com/office/word/2010/wordprocessingShape" mc:Ignorable="w14 w15 w16se w16cid w16 w16cex w16sdtdh wp14">
+<w:ftr xmlns:wpc="http://schemas.microsoft.com/office/word/2010/wordprocessingCanvas" xmlns:cx="http://schemas.microsoft.com/office/drawing/2014/chartex" xmlns:cx1="http://schemas.microsoft.com/office/drawing/2015/9/8/chartex" xmlns:cx2="http://schemas.microsoft.com/office/drawing/2015/10/21/chartex" xmlns:cx3="http://schemas.microsoft.com/office/drawing/2016/5/9/chartex" xmlns:cx4="http://schemas.microsoft.com/office/drawing/2016/5/10/chartex" xmlns:cx5="http://schemas.microsoft.com/office/drawing/2016/5/11/chartex" xmlns:cx6="http://schemas.microsoft.com/office/drawing/2016/5/12/chartex" xmlns:cx7="http://schemas.microsoft.com/office/drawing/2016/5/13/chartex" xmlns:cx8="http://schemas.microsoft.com/office/drawing/2016/5/14/chartex" xmlns:mc="http://schemas.openxmlformats.org/markup-compatibility/2006" xmlns:aink="http://schemas.microsoft.com/office/drawing/2016/ink" xmlns:am3d="http://schemas.microsoft.com/office/drawing/2017/model3d" xmlns:o="urn:schemas-microsoft-com:office:office" xmlns:r="http://schemas.openxmlformats.org/officeDocument/2006/relationships" xmlns:m="http://schemas.openxmlformats.org/officeDocument/2006/math" xmlns:v="urn:schemas-microsoft-com:vml" xmlns:wp14="http://schemas.microsoft.com/office/word/2010/wordprocessingDrawing" xmlns:wp="http://schemas.openxmlformats.org/drawingml/2006/wordprocessingDrawing" xmlns:w10="urn:schemas-microsoft-com:office:word" xmlns:w="http://schemas.openxmlformats.org/wordprocessingml/2006/main" xmlns:w14="http://schemas.microsoft.com/office/word/2010/wordml" xmlns:w15="http://schemas.microsoft.com/office/word/2012/wordml" xmlns:w16cex="http://schemas.microsoft.com/office/word/2018/wordml/cex" xmlns:w16cid="http://schemas.microsoft.com/office/word/2016/wordml/cid" xmlns:w16="http://schemas.microsoft.com/office/word/2018/wordml" xmlns:w16se="http://schemas.microsoft.com/office/word/2015/wordml/symex" xmlns:wpg="http://schemas.microsoft.com/office/word/2010/wordprocessingGroup" xmlns:wpi="http://schemas.microsoft.com/office/word/2010/wordprocessingInk" xmlns:wne="http://schemas.microsoft.com/office/word/2006/wordml" xmlns:wps="http://schemas.microsoft.com/office/word/2010/wordprocessingShape" mc:Ignorable="w14 w15 w16se w16cid w16 w16cex wp14">
   <w:sdt>
     <w:sdtPr>
       <w:id w:val="-1465197936"/>
@@ -16365,7 +16271,7 @@
 </file>
 
 <file path=word/footnotes.xml><?xml version="1.0" encoding="utf-8"?>
-<w:footnotes xmlns:wpc="http://schemas.microsoft.com/office/word/2010/wordprocessingCanvas" xmlns:cx="http://schemas.microsoft.com/office/drawing/2014/chartex" xmlns:cx1="http://schemas.microsoft.com/office/drawing/2015/9/8/chartex" xmlns:cx2="http://schemas.microsoft.com/office/drawing/2015/10/21/chartex" xmlns:cx3="http://schemas.microsoft.com/office/drawing/2016/5/9/chartex" xmlns:cx4="http://schemas.microsoft.com/office/drawing/2016/5/10/chartex" xmlns:cx5="http://schemas.microsoft.com/office/drawing/2016/5/11/chartex" xmlns:cx6="http://schemas.microsoft.com/office/drawing/2016/5/12/chartex" xmlns:cx7="http://schemas.microsoft.com/office/drawing/2016/5/13/chartex" xmlns:cx8="http://schemas.microsoft.com/office/drawing/2016/5/14/chartex" xmlns:mc="http://schemas.openxmlformats.org/markup-compatibility/2006" xmlns:aink="http://schemas.microsoft.com/office/drawing/2016/ink" xmlns:am3d="http://schemas.microsoft.com/office/drawing/2017/model3d" xmlns:o="urn:schemas-microsoft-com:office:office" xmlns:r="http://schemas.openxmlformats.org/officeDocument/2006/relationships" xmlns:m="http://schemas.openxmlformats.org/officeDocument/2006/math" xmlns:v="urn:schemas-microsoft-com:vml" xmlns:wp14="http://schemas.microsoft.com/office/word/2010/wordprocessingDrawing" xmlns:wp="http://schemas.openxmlformats.org/drawingml/2006/wordprocessingDrawing" xmlns:w10="urn:schemas-microsoft-com:office:word" xmlns:w="http://schemas.openxmlformats.org/wordprocessingml/2006/main" xmlns:w14="http://schemas.microsoft.com/office/word/2010/wordml" xmlns:w15="http://schemas.microsoft.com/office/word/2012/wordml" xmlns:w16cex="http://schemas.microsoft.com/office/word/2018/wordml/cex" xmlns:w16cid="http://schemas.microsoft.com/office/word/2016/wordml/cid" xmlns:w16="http://schemas.microsoft.com/office/word/2018/wordml" xmlns:w16sdtdh="http://schemas.microsoft.com/office/word/2020/wordml/sdtdatahash" xmlns:w16se="http://schemas.microsoft.com/office/word/2015/wordml/symex" xmlns:wpg="http://schemas.microsoft.com/office/word/2010/wordprocessingGroup" xmlns:wpi="http://schemas.microsoft.com/office/word/2010/wordprocessingInk" xmlns:wne="http://schemas.microsoft.com/office/word/2006/wordml" xmlns:wps="http://schemas.microsoft.com/office/word/2010/wordprocessingShape" mc:Ignorable="w14 w15 w16se w16cid w16 w16cex w16sdtdh wp14">
+<w:footnotes xmlns:wpc="http://schemas.microsoft.com/office/word/2010/wordprocessingCanvas" xmlns:cx="http://schemas.microsoft.com/office/drawing/2014/chartex" xmlns:cx1="http://schemas.microsoft.com/office/drawing/2015/9/8/chartex" xmlns:cx2="http://schemas.microsoft.com/office/drawing/2015/10/21/chartex" xmlns:cx3="http://schemas.microsoft.com/office/drawing/2016/5/9/chartex" xmlns:cx4="http://schemas.microsoft.com/office/drawing/2016/5/10/chartex" xmlns:cx5="http://schemas.microsoft.com/office/drawing/2016/5/11/chartex" xmlns:cx6="http://schemas.microsoft.com/office/drawing/2016/5/12/chartex" xmlns:cx7="http://schemas.microsoft.com/office/drawing/2016/5/13/chartex" xmlns:cx8="http://schemas.microsoft.com/office/drawing/2016/5/14/chartex" xmlns:mc="http://schemas.openxmlformats.org/markup-compatibility/2006" xmlns:aink="http://schemas.microsoft.com/office/drawing/2016/ink" xmlns:am3d="http://schemas.microsoft.com/office/drawing/2017/model3d" xmlns:o="urn:schemas-microsoft-com:office:office" xmlns:r="http://schemas.openxmlformats.org/officeDocument/2006/relationships" xmlns:m="http://schemas.openxmlformats.org/officeDocument/2006/math" xmlns:v="urn:schemas-microsoft-com:vml" xmlns:wp14="http://schemas.microsoft.com/office/word/2010/wordprocessingDrawing" xmlns:wp="http://schemas.openxmlformats.org/drawingml/2006/wordprocessingDrawing" xmlns:w10="urn:schemas-microsoft-com:office:word" xmlns:w="http://schemas.openxmlformats.org/wordprocessingml/2006/main" xmlns:w14="http://schemas.microsoft.com/office/word/2010/wordml" xmlns:w15="http://schemas.microsoft.com/office/word/2012/wordml" xmlns:w16cex="http://schemas.microsoft.com/office/word/2018/wordml/cex" xmlns:w16cid="http://schemas.microsoft.com/office/word/2016/wordml/cid" xmlns:w16="http://schemas.microsoft.com/office/word/2018/wordml" xmlns:w16se="http://schemas.microsoft.com/office/word/2015/wordml/symex" xmlns:wpg="http://schemas.microsoft.com/office/word/2010/wordprocessingGroup" xmlns:wpi="http://schemas.microsoft.com/office/word/2010/wordprocessingInk" xmlns:wne="http://schemas.microsoft.com/office/word/2006/wordml" xmlns:wps="http://schemas.microsoft.com/office/word/2010/wordprocessingShape" mc:Ignorable="w14 w15 w16se w16cid w16 w16cex wp14">
   <w:footnote w:type="separator" w:id="-1">
     <w:p>
       <w:pPr>
@@ -16390,7 +16296,7 @@
 </file>
 
 <file path=word/header1.xml><?xml version="1.0" encoding="utf-8"?>
-<w:hdr xmlns:wpc="http://schemas.microsoft.com/office/word/2010/wordprocessingCanvas" xmlns:cx="http://schemas.microsoft.com/office/drawing/2014/chartex" xmlns:cx1="http://schemas.microsoft.com/office/drawing/2015/9/8/chartex" xmlns:cx2="http://schemas.microsoft.com/office/drawing/2015/10/21/chartex" xmlns:cx3="http://schemas.microsoft.com/office/drawing/2016/5/9/chartex" xmlns:cx4="http://schemas.microsoft.com/office/drawing/2016/5/10/chartex" xmlns:cx5="http://schemas.microsoft.com/office/drawing/2016/5/11/chartex" xmlns:cx6="http://schemas.microsoft.com/office/drawing/2016/5/12/chartex" xmlns:cx7="http://schemas.microsoft.com/office/drawing/2016/5/13/chartex" xmlns:cx8="http://schemas.microsoft.com/office/drawing/2016/5/14/chartex" xmlns:mc="http://schemas.openxmlformats.org/markup-compatibility/2006" xmlns:aink="http://schemas.microsoft.com/office/drawing/2016/ink" xmlns:am3d="http://schemas.microsoft.com/office/drawing/2017/model3d" xmlns:o="urn:schemas-microsoft-com:office:office" xmlns:r="http://schemas.openxmlformats.org/officeDocument/2006/relationships" xmlns:m="http://schemas.openxmlformats.org/officeDocument/2006/math" xmlns:v="urn:schemas-microsoft-com:vml" xmlns:wp14="http://schemas.microsoft.com/office/word/2010/wordprocessingDrawing" xmlns:wp="http://schemas.openxmlformats.org/drawingml/2006/wordprocessingDrawing" xmlns:w10="urn:schemas-microsoft-com:office:word" xmlns:w="http://schemas.openxmlformats.org/wordprocessingml/2006/main" xmlns:w14="http://schemas.microsoft.com/office/word/2010/wordml" xmlns:w15="http://schemas.microsoft.com/office/word/2012/wordml" xmlns:w16cex="http://schemas.microsoft.com/office/word/2018/wordml/cex" xmlns:w16cid="http://schemas.microsoft.com/office/word/2016/wordml/cid" xmlns:w16="http://schemas.microsoft.com/office/word/2018/wordml" xmlns:w16sdtdh="http://schemas.microsoft.com/office/word/2020/wordml/sdtdatahash" xmlns:w16se="http://schemas.microsoft.com/office/word/2015/wordml/symex" xmlns:wpg="http://schemas.microsoft.com/office/word/2010/wordprocessingGroup" xmlns:wpi="http://schemas.microsoft.com/office/word/2010/wordprocessingInk" xmlns:wne="http://schemas.microsoft.com/office/word/2006/wordml" xmlns:wps="http://schemas.microsoft.com/office/word/2010/wordprocessingShape" mc:Ignorable="w14 w15 w16se w16cid w16 w16cex w16sdtdh wp14">
+<w:hdr xmlns:wpc="http://schemas.microsoft.com/office/word/2010/wordprocessingCanvas" xmlns:cx="http://schemas.microsoft.com/office/drawing/2014/chartex" xmlns:cx1="http://schemas.microsoft.com/office/drawing/2015/9/8/chartex" xmlns:cx2="http://schemas.microsoft.com/office/drawing/2015/10/21/chartex" xmlns:cx3="http://schemas.microsoft.com/office/drawing/2016/5/9/chartex" xmlns:cx4="http://schemas.microsoft.com/office/drawing/2016/5/10/chartex" xmlns:cx5="http://schemas.microsoft.com/office/drawing/2016/5/11/chartex" xmlns:cx6="http://schemas.microsoft.com/office/drawing/2016/5/12/chartex" xmlns:cx7="http://schemas.microsoft.com/office/drawing/2016/5/13/chartex" xmlns:cx8="http://schemas.microsoft.com/office/drawing/2016/5/14/chartex" xmlns:mc="http://schemas.openxmlformats.org/markup-compatibility/2006" xmlns:aink="http://schemas.microsoft.com/office/drawing/2016/ink" xmlns:am3d="http://schemas.microsoft.com/office/drawing/2017/model3d" xmlns:o="urn:schemas-microsoft-com:office:office" xmlns:r="http://schemas.openxmlformats.org/officeDocument/2006/relationships" xmlns:m="http://schemas.openxmlformats.org/officeDocument/2006/math" xmlns:v="urn:schemas-microsoft-com:vml" xmlns:wp14="http://schemas.microsoft.com/office/word/2010/wordprocessingDrawing" xmlns:wp="http://schemas.openxmlformats.org/drawingml/2006/wordprocessingDrawing" xmlns:w10="urn:schemas-microsoft-com:office:word" xmlns:w="http://schemas.openxmlformats.org/wordprocessingml/2006/main" xmlns:w14="http://schemas.microsoft.com/office/word/2010/wordml" xmlns:w15="http://schemas.microsoft.com/office/word/2012/wordml" xmlns:w16cex="http://schemas.microsoft.com/office/word/2018/wordml/cex" xmlns:w16cid="http://schemas.microsoft.com/office/word/2016/wordml/cid" xmlns:w16="http://schemas.microsoft.com/office/word/2018/wordml" xmlns:w16se="http://schemas.microsoft.com/office/word/2015/wordml/symex" xmlns:wpg="http://schemas.microsoft.com/office/word/2010/wordprocessingGroup" xmlns:wpi="http://schemas.microsoft.com/office/word/2010/wordprocessingInk" xmlns:wne="http://schemas.microsoft.com/office/word/2006/wordml" xmlns:wps="http://schemas.microsoft.com/office/word/2010/wordprocessingShape" mc:Ignorable="w14 w15 w16se w16cid w16 w16cex wp14">
   <w:p>
     <w:pPr>
       <w:pStyle w:val="Encabezado"/>
@@ -16476,7 +16382,7 @@
 </file>
 
 <file path=word/numbering.xml><?xml version="1.0" encoding="utf-8"?>
-<w:numbering xmlns:wpc="http://schemas.microsoft.com/office/word/2010/wordprocessingCanvas" xmlns:cx="http://schemas.microsoft.com/office/drawing/2014/chartex" xmlns:cx1="http://schemas.microsoft.com/office/drawing/2015/9/8/chartex" xmlns:cx2="http://schemas.microsoft.com/office/drawing/2015/10/21/chartex" xmlns:cx3="http://schemas.microsoft.com/office/drawing/2016/5/9/chartex" xmlns:cx4="http://schemas.microsoft.com/office/drawing/2016/5/10/chartex" xmlns:cx5="http://schemas.microsoft.com/office/drawing/2016/5/11/chartex" xmlns:cx6="http://schemas.microsoft.com/office/drawing/2016/5/12/chartex" xmlns:cx7="http://schemas.microsoft.com/office/drawing/2016/5/13/chartex" xmlns:cx8="http://schemas.microsoft.com/office/drawing/2016/5/14/chartex" xmlns:mc="http://schemas.openxmlformats.org/markup-compatibility/2006" xmlns:aink="http://schemas.microsoft.com/office/drawing/2016/ink" xmlns:am3d="http://schemas.microsoft.com/office/drawing/2017/model3d" xmlns:o="urn:schemas-microsoft-com:office:office" xmlns:r="http://schemas.openxmlformats.org/officeDocument/2006/relationships" xmlns:m="http://schemas.openxmlformats.org/officeDocument/2006/math" xmlns:v="urn:schemas-microsoft-com:vml" xmlns:wp14="http://schemas.microsoft.com/office/word/2010/wordprocessingDrawing" xmlns:wp="http://schemas.openxmlformats.org/drawingml/2006/wordprocessingDrawing" xmlns:w10="urn:schemas-microsoft-com:office:word" xmlns:w="http://schemas.openxmlformats.org/wordprocessingml/2006/main" xmlns:w14="http://schemas.microsoft.com/office/word/2010/wordml" xmlns:w15="http://schemas.microsoft.com/office/word/2012/wordml" xmlns:w16cex="http://schemas.microsoft.com/office/word/2018/wordml/cex" xmlns:w16cid="http://schemas.microsoft.com/office/word/2016/wordml/cid" xmlns:w16="http://schemas.microsoft.com/office/word/2018/wordml" xmlns:w16sdtdh="http://schemas.microsoft.com/office/word/2020/wordml/sdtdatahash" xmlns:w16se="http://schemas.microsoft.com/office/word/2015/wordml/symex" xmlns:wpg="http://schemas.microsoft.com/office/word/2010/wordprocessingGroup" xmlns:wpi="http://schemas.microsoft.com/office/word/2010/wordprocessingInk" xmlns:wne="http://schemas.microsoft.com/office/word/2006/wordml" xmlns:wps="http://schemas.microsoft.com/office/word/2010/wordprocessingShape" mc:Ignorable="w14 w15 w16se w16cid w16 w16cex w16sdtdh wp14">
+<w:numbering xmlns:wpc="http://schemas.microsoft.com/office/word/2010/wordprocessingCanvas" xmlns:cx="http://schemas.microsoft.com/office/drawing/2014/chartex" xmlns:cx1="http://schemas.microsoft.com/office/drawing/2015/9/8/chartex" xmlns:cx2="http://schemas.microsoft.com/office/drawing/2015/10/21/chartex" xmlns:cx3="http://schemas.microsoft.com/office/drawing/2016/5/9/chartex" xmlns:cx4="http://schemas.microsoft.com/office/drawing/2016/5/10/chartex" xmlns:cx5="http://schemas.microsoft.com/office/drawing/2016/5/11/chartex" xmlns:cx6="http://schemas.microsoft.com/office/drawing/2016/5/12/chartex" xmlns:cx7="http://schemas.microsoft.com/office/drawing/2016/5/13/chartex" xmlns:cx8="http://schemas.microsoft.com/office/drawing/2016/5/14/chartex" xmlns:mc="http://schemas.openxmlformats.org/markup-compatibility/2006" xmlns:aink="http://schemas.microsoft.com/office/drawing/2016/ink" xmlns:am3d="http://schemas.microsoft.com/office/drawing/2017/model3d" xmlns:o="urn:schemas-microsoft-com:office:office" xmlns:r="http://schemas.openxmlformats.org/officeDocument/2006/relationships" xmlns:m="http://schemas.openxmlformats.org/officeDocument/2006/math" xmlns:v="urn:schemas-microsoft-com:vml" xmlns:wp14="http://schemas.microsoft.com/office/word/2010/wordprocessingDrawing" xmlns:wp="http://schemas.openxmlformats.org/drawingml/2006/wordprocessingDrawing" xmlns:w10="urn:schemas-microsoft-com:office:word" xmlns:w="http://schemas.openxmlformats.org/wordprocessingml/2006/main" xmlns:w14="http://schemas.microsoft.com/office/word/2010/wordml" xmlns:w15="http://schemas.microsoft.com/office/word/2012/wordml" xmlns:w16cex="http://schemas.microsoft.com/office/word/2018/wordml/cex" xmlns:w16cid="http://schemas.microsoft.com/office/word/2016/wordml/cid" xmlns:w16="http://schemas.microsoft.com/office/word/2018/wordml" xmlns:w16se="http://schemas.microsoft.com/office/word/2015/wordml/symex" xmlns:wpg="http://schemas.microsoft.com/office/word/2010/wordprocessingGroup" xmlns:wpi="http://schemas.microsoft.com/office/word/2010/wordprocessingInk" xmlns:wne="http://schemas.microsoft.com/office/word/2006/wordml" xmlns:wps="http://schemas.microsoft.com/office/word/2010/wordprocessingShape" mc:Ignorable="w14 w15 w16se w16cid w16 w16cex wp14">
   <w:abstractNum w:abstractNumId="0" w15:restartNumberingAfterBreak="0">
     <w:nsid w:val="FFFFFF89"/>
     <w:multiLevelType w:val="singleLevel"/>
@@ -21895,7 +21801,7 @@
 </file>
 
 <file path=word/styles.xml><?xml version="1.0" encoding="utf-8"?>
-<w:styles xmlns:mc="http://schemas.openxmlformats.org/markup-compatibility/2006" xmlns:r="http://schemas.openxmlformats.org/officeDocument/2006/relationships" xmlns:w="http://schemas.openxmlformats.org/wordprocessingml/2006/main" xmlns:w14="http://schemas.microsoft.com/office/word/2010/wordml" xmlns:w15="http://schemas.microsoft.com/office/word/2012/wordml" xmlns:w16cex="http://schemas.microsoft.com/office/word/2018/wordml/cex" xmlns:w16cid="http://schemas.microsoft.com/office/word/2016/wordml/cid" xmlns:w16="http://schemas.microsoft.com/office/word/2018/wordml" xmlns:w16sdtdh="http://schemas.microsoft.com/office/word/2020/wordml/sdtdatahash" xmlns:w16se="http://schemas.microsoft.com/office/word/2015/wordml/symex" mc:Ignorable="w14 w15 w16se w16cid w16 w16cex w16sdtdh">
+<w:styles xmlns:mc="http://schemas.openxmlformats.org/markup-compatibility/2006" xmlns:r="http://schemas.openxmlformats.org/officeDocument/2006/relationships" xmlns:w="http://schemas.openxmlformats.org/wordprocessingml/2006/main" xmlns:w14="http://schemas.microsoft.com/office/word/2010/wordml" xmlns:w15="http://schemas.microsoft.com/office/word/2012/wordml" xmlns:w16cex="http://schemas.microsoft.com/office/word/2018/wordml/cex" xmlns:w16cid="http://schemas.microsoft.com/office/word/2016/wordml/cid" xmlns:w16="http://schemas.microsoft.com/office/word/2018/wordml" xmlns:w16se="http://schemas.microsoft.com/office/word/2015/wordml/symex" mc:Ignorable="w14 w15 w16se w16cid w16 w16cex">
   <w:docDefaults>
     <w:rPrDefault>
       <w:rPr>
@@ -23635,14 +23541,7 @@
 </file>
 
 <file path=customXml/item2.xml><?xml version="1.0" encoding="utf-8"?>
-<p:properties xmlns:p="http://schemas.microsoft.com/office/2006/metadata/properties" xmlns:xsi="http://www.w3.org/2001/XMLSchema-instance" xmlns:pc="http://schemas.microsoft.com/office/infopath/2007/PartnerControls">
-  <documentManagement>
-    <TaxCatchAll xmlns="13c90a0b-73bc-4dc0-be5f-28d77b615beb" xsi:nil="true"/>
-    <lcf76f155ced4ddcb4097134ff3c332f xmlns="13c93bba-48ce-428c-bfe5-88b42c19b028">
-      <Terms xmlns="http://schemas.microsoft.com/office/infopath/2007/PartnerControls"/>
-    </lcf76f155ced4ddcb4097134ff3c332f>
-  </documentManagement>
-</p:properties>
+<b:Sources xmlns:b="http://schemas.openxmlformats.org/officeDocument/2006/bibliography" xmlns="http://schemas.openxmlformats.org/officeDocument/2006/bibliography" SelectedStyle="\APASixthEditionOfficeOnline.xsl" StyleName="APA" Version="6"/>
 </file>
 
 <file path=customXml/item3.xml><?xml version="1.0" encoding="utf-8"?>
@@ -23881,7 +23780,14 @@
 </file>
 
 <file path=customXml/item4.xml><?xml version="1.0" encoding="utf-8"?>
-<b:Sources xmlns:b="http://schemas.openxmlformats.org/officeDocument/2006/bibliography" xmlns="http://schemas.openxmlformats.org/officeDocument/2006/bibliography" SelectedStyle="\APASixthEditionOfficeOnline.xsl" StyleName="APA" Version="6"/>
+<p:properties xmlns:p="http://schemas.microsoft.com/office/2006/metadata/properties" xmlns:xsi="http://www.w3.org/2001/XMLSchema-instance" xmlns:pc="http://schemas.microsoft.com/office/infopath/2007/PartnerControls">
+  <documentManagement>
+    <TaxCatchAll xmlns="13c90a0b-73bc-4dc0-be5f-28d77b615beb" xsi:nil="true"/>
+    <lcf76f155ced4ddcb4097134ff3c332f xmlns="13c93bba-48ce-428c-bfe5-88b42c19b028">
+      <Terms xmlns="http://schemas.microsoft.com/office/infopath/2007/PartnerControls"/>
+    </lcf76f155ced4ddcb4097134ff3c332f>
+  </documentManagement>
+</p:properties>
 </file>
 
 <file path=customXml/itemProps1.xml><?xml version="1.0" encoding="utf-8"?>
@@ -23893,12 +23799,9 @@
 </file>
 
 <file path=customXml/itemProps2.xml><?xml version="1.0" encoding="utf-8"?>
-<ds:datastoreItem xmlns:ds="http://schemas.openxmlformats.org/officeDocument/2006/customXml" ds:itemID="{1279454D-02BE-4A9C-A117-DCD1573E2608}">
+<ds:datastoreItem xmlns:ds="http://schemas.openxmlformats.org/officeDocument/2006/customXml" ds:itemID="{EAE431FD-7059-4C09-804B-C9D69EB7B213}">
   <ds:schemaRefs>
-    <ds:schemaRef ds:uri="http://schemas.microsoft.com/office/2006/metadata/properties"/>
-    <ds:schemaRef ds:uri="http://schemas.microsoft.com/office/infopath/2007/PartnerControls"/>
-    <ds:schemaRef ds:uri="13c90a0b-73bc-4dc0-be5f-28d77b615beb"/>
-    <ds:schemaRef ds:uri="13c93bba-48ce-428c-bfe5-88b42c19b028"/>
+    <ds:schemaRef ds:uri="http://schemas.openxmlformats.org/officeDocument/2006/bibliography"/>
   </ds:schemaRefs>
 </ds:datastoreItem>
 </file>
@@ -23923,9 +23826,12 @@
 </file>
 
 <file path=customXml/itemProps4.xml><?xml version="1.0" encoding="utf-8"?>
-<ds:datastoreItem xmlns:ds="http://schemas.openxmlformats.org/officeDocument/2006/customXml" ds:itemID="{EAE431FD-7059-4C09-804B-C9D69EB7B213}">
+<ds:datastoreItem xmlns:ds="http://schemas.openxmlformats.org/officeDocument/2006/customXml" ds:itemID="{1279454D-02BE-4A9C-A117-DCD1573E2608}">
   <ds:schemaRefs>
-    <ds:schemaRef ds:uri="http://schemas.openxmlformats.org/officeDocument/2006/bibliography"/>
+    <ds:schemaRef ds:uri="http://schemas.microsoft.com/office/2006/metadata/properties"/>
+    <ds:schemaRef ds:uri="http://schemas.microsoft.com/office/infopath/2007/PartnerControls"/>
+    <ds:schemaRef ds:uri="13c90a0b-73bc-4dc0-be5f-28d77b615beb"/>
+    <ds:schemaRef ds:uri="13c93bba-48ce-428c-bfe5-88b42c19b028"/>
   </ds:schemaRefs>
 </ds:datastoreItem>
 </file>